--- a/CYBER2300/cyber2300ciscoAssignment1.docx
+++ b/CYBER2300/cyber2300ciscoAssignment1.docx
@@ -1,6 +1,6 @@
 
 <file path=word/document.xml><?xml version="1.0" encoding="utf-8"?>
-<w:document xmlns:wpc="http://schemas.microsoft.com/office/word/2010/wordprocessingCanvas" xmlns:cx="http://schemas.microsoft.com/office/drawing/2014/chartex" xmlns:cx1="http://schemas.microsoft.com/office/drawing/2015/9/8/chartex" xmlns:cx2="http://schemas.microsoft.com/office/drawing/2015/10/21/chartex" xmlns:cx3="http://schemas.microsoft.com/office/drawing/2016/5/9/chartex" xmlns:cx4="http://schemas.microsoft.com/office/drawing/2016/5/10/chartex" xmlns:cx5="http://schemas.microsoft.com/office/drawing/2016/5/11/chartex" xmlns:cx6="http://schemas.microsoft.com/office/drawing/2016/5/12/chartex" xmlns:cx7="http://schemas.microsoft.com/office/drawing/2016/5/13/chartex" xmlns:cx8="http://schemas.microsoft.com/office/drawing/2016/5/14/chartex" xmlns:mc="http://schemas.openxmlformats.org/markup-compatibility/2006" xmlns:m="http://schemas.openxmlformats.org/officeDocument/2006/math" xmlns:aink="http://schemas.microsoft.com/office/drawing/2016/ink" xmlns:am3d="http://schemas.microsoft.com/office/drawing/2017/model3d" xmlns:oel="http://schemas.microsoft.com/office/2019/extlst" xmlns:r="http://schemas.openxmlformats.org/officeDocument/2006/relationships" xmlns:wp14="http://schemas.microsoft.com/office/word/2010/wordprocessingDrawing" xmlns:wp="http://schemas.openxmlformats.org/drawingml/2006/wordprocessingDrawing" xmlns:wpg="http://schemas.microsoft.com/office/word/2010/wordprocessingGroup" xmlns:wpi="http://schemas.microsoft.com/office/word/2010/wordprocessingInk" xmlns:wps="http://schemas.microsoft.com/office/word/2010/wordprocessingShape" xmlns:o="urn:schemas-microsoft-com:office:office" xmlns:v="urn:schemas-microsoft-com:vml" xmlns:w10="urn:schemas-microsoft-com:office:word" xmlns:w="http://schemas.openxmlformats.org/wordprocessingml/2006/main" xmlns:w14="http://schemas.microsoft.com/office/word/2010/wordml" xmlns:w15="http://schemas.microsoft.com/office/word/2012/wordml" xmlns:w16cex="http://schemas.microsoft.com/office/word/2018/wordml/cex" xmlns:w16cid="http://schemas.microsoft.com/office/word/2016/wordml/cid" xmlns:w16="http://schemas.microsoft.com/office/word/2018/wordml" xmlns:w16sdtdh="http://schemas.microsoft.com/office/word/2020/wordml/sdtdatahash" xmlns:w16sdtfl="http://schemas.microsoft.com/office/word/2024/wordml/sdtformatlock" xmlns:w16se="http://schemas.microsoft.com/office/word/2015/wordml/symex" xmlns:w16du="http://schemas.microsoft.com/office/word/2023/wordml/word16du" xmlns:wne="http://schemas.microsoft.com/office/word/2006/wordml" mc:Ignorable="w14 w15 w16se w16cid w16 w16cex w16sdtdh w16sdtfl w16du wp14">
+<w:document xmlns:wpc="http://schemas.microsoft.com/office/word/2010/wordprocessingCanvas" xmlns:cx="http://schemas.microsoft.com/office/drawing/2014/chartex" xmlns:cx1="http://schemas.microsoft.com/office/drawing/2015/9/8/chartex" xmlns:cx2="http://schemas.microsoft.com/office/drawing/2015/10/21/chartex" xmlns:cx3="http://schemas.microsoft.com/office/drawing/2016/5/9/chartex" xmlns:cx4="http://schemas.microsoft.com/office/drawing/2016/5/10/chartex" xmlns:cx5="http://schemas.microsoft.com/office/drawing/2016/5/11/chartex" xmlns:cx6="http://schemas.microsoft.com/office/drawing/2016/5/12/chartex" xmlns:cx7="http://schemas.microsoft.com/office/drawing/2016/5/13/chartex" xmlns:cx8="http://schemas.microsoft.com/office/drawing/2016/5/14/chartex" xmlns:mc="http://schemas.openxmlformats.org/markup-compatibility/2006" xmlns:aink="http://schemas.microsoft.com/office/drawing/2016/ink" xmlns:am3d="http://schemas.microsoft.com/office/drawing/2017/model3d" xmlns:o="urn:schemas-microsoft-com:office:office" xmlns:oel="http://schemas.microsoft.com/office/2019/extlst" xmlns:r="http://schemas.openxmlformats.org/officeDocument/2006/relationships" xmlns:m="http://schemas.openxmlformats.org/officeDocument/2006/math" xmlns:v="urn:schemas-microsoft-com:vml" xmlns:wp14="http://schemas.microsoft.com/office/word/2010/wordprocessingDrawing" xmlns:wp="http://schemas.openxmlformats.org/drawingml/2006/wordprocessingDrawing" xmlns:w10="urn:schemas-microsoft-com:office:word" xmlns:w="http://schemas.openxmlformats.org/wordprocessingml/2006/main" xmlns:w14="http://schemas.microsoft.com/office/word/2010/wordml" xmlns:w15="http://schemas.microsoft.com/office/word/2012/wordml" xmlns:w16cex="http://schemas.microsoft.com/office/word/2018/wordml/cex" xmlns:w16cid="http://schemas.microsoft.com/office/word/2016/wordml/cid" xmlns:w16="http://schemas.microsoft.com/office/word/2018/wordml" xmlns:w16du="http://schemas.microsoft.com/office/word/2023/wordml/word16du" xmlns:w16sdtdh="http://schemas.microsoft.com/office/word/2020/wordml/sdtdatahash" xmlns:w16sdtfl="http://schemas.microsoft.com/office/word/2024/wordml/sdtformatlock" xmlns:w16se="http://schemas.microsoft.com/office/word/2015/wordml/symex" xmlns:wpg="http://schemas.microsoft.com/office/word/2010/wordprocessingGroup" xmlns:wpi="http://schemas.microsoft.com/office/word/2010/wordprocessingInk" xmlns:wne="http://schemas.microsoft.com/office/word/2006/wordml" xmlns:wps="http://schemas.microsoft.com/office/word/2010/wordprocessingShape" mc:Ignorable="w14 w15 w16se w16cid w16 w16cex w16sdtdh w16sdtfl w16du wp14">
   <w:body>
     <w:p>
       <w:r>
@@ -161,21 +161,7 @@
         <w:t>For the PC’s</w:t>
       </w:r>
       <w:r>
-        <w:t xml:space="preserve"> 1-4</w:t>
-      </w:r>
-      <w:r>
-        <w:t>,</w:t>
-      </w:r>
-      <w:r>
-        <w:t xml:space="preserve"> their </w:t>
-      </w:r>
-      <w:proofErr w:type="gramStart"/>
-      <w:r>
-        <w:t>IP’s</w:t>
-      </w:r>
-      <w:proofErr w:type="gramEnd"/>
-      <w:r>
-        <w:t xml:space="preserve"> were:</w:t>
+        <w:t xml:space="preserve"> 1-4 their IP’s were:</w:t>
       </w:r>
     </w:p>
     <w:p>
@@ -188,7 +174,10 @@
     </w:p>
     <w:p>
       <w:r>
-        <w:t>192.168.1.11</w:t>
+        <w:t>192.168.1.1</w:t>
+      </w:r>
+      <w:r>
+        <w:t>1</w:t>
       </w:r>
       <w:r>
         <w:t xml:space="preserve">       255.255.255.0</w:t>
@@ -196,7 +185,13 @@
     </w:p>
     <w:p>
       <w:r>
-        <w:t>192.168.2.10</w:t>
+        <w:t>192.168.</w:t>
+      </w:r>
+      <w:r>
+        <w:t>2</w:t>
+      </w:r>
+      <w:r>
+        <w:t>.10</w:t>
       </w:r>
       <w:r>
         <w:tab/>
@@ -205,7 +200,16 @@
     </w:p>
     <w:p>
       <w:r>
-        <w:t>192.168.2.11</w:t>
+        <w:t>192.168.</w:t>
+      </w:r>
+      <w:r>
+        <w:t>2</w:t>
+      </w:r>
+      <w:r>
+        <w:t>.1</w:t>
+      </w:r>
+      <w:r>
+        <w:t>1</w:t>
       </w:r>
       <w:r>
         <w:t xml:space="preserve">       255.255.255.0</w:t>
@@ -227,7 +231,10 @@
         <w:t xml:space="preserve">I divided the networks into </w:t>
       </w:r>
       <w:r>
-        <w:t>192.168.1.1 for the first network</w:t>
+        <w:t>192.168.1.1</w:t>
+      </w:r>
+      <w:r>
+        <w:t xml:space="preserve"> for the first network</w:t>
       </w:r>
       <w:r>
         <w:t xml:space="preserve"> which was connected to the </w:t>
@@ -236,10 +243,28 @@
         <w:t>GigaEthernet0/0/0</w:t>
       </w:r>
       <w:r>
-        <w:t>, and 192.168.2.1 for the second network</w:t>
-      </w:r>
-      <w:r>
-        <w:t xml:space="preserve"> which was connected to the GigaEthernet0/0/1.</w:t>
+        <w:t xml:space="preserve">, and </w:t>
+      </w:r>
+      <w:r>
+        <w:t>192.168.</w:t>
+      </w:r>
+      <w:r>
+        <w:t>2</w:t>
+      </w:r>
+      <w:r>
+        <w:t>.1</w:t>
+      </w:r>
+      <w:r>
+        <w:t xml:space="preserve"> for the second network</w:t>
+      </w:r>
+      <w:r>
+        <w:t xml:space="preserve"> which was connected to the </w:t>
+      </w:r>
+      <w:r>
+        <w:t>GigaEthernet0/0/</w:t>
+      </w:r>
+      <w:r>
+        <w:t>1.</w:t>
       </w:r>
     </w:p>
     <w:p>
@@ -261,37 +286,13 @@
         <w:t xml:space="preserve">them as the default </w:t>
       </w:r>
       <w:r>
-        <w:t>name</w:t>
-      </w:r>
-      <w:r>
-        <w:t>s</w:t>
-      </w:r>
-      <w:r>
-        <w:t xml:space="preserve"> that Cisco gave them. </w:t>
-      </w:r>
-      <w:r>
-        <w:t>The r</w:t>
-      </w:r>
-      <w:r>
-        <w:t>outer was left as Router</w:t>
+        <w:t>name that Cisco gave them. Router was left as Router</w:t>
       </w:r>
       <w:r>
         <w:t xml:space="preserve">0, </w:t>
       </w:r>
       <w:r>
-        <w:t>Switch0</w:t>
-      </w:r>
-      <w:r>
-        <w:t>,</w:t>
-      </w:r>
-      <w:r>
-        <w:t xml:space="preserve"> and Switch1, </w:t>
-      </w:r>
-      <w:r>
-        <w:t xml:space="preserve">and </w:t>
-      </w:r>
-      <w:r>
-        <w:t>PC0-PC3.</w:t>
+        <w:t>Switch0 and Switch1, PC0-PC3.</w:t>
       </w:r>
     </w:p>
     <w:p>
@@ -344,15 +345,13 @@
         <w:spacing w:before="240" w:line="120" w:lineRule="auto"/>
       </w:pPr>
       <w:r>
-        <w:t xml:space="preserve">GigabitEthernet0/0/0 </w:t>
-      </w:r>
-      <w:proofErr w:type="spellStart"/>
-      <w:r>
-        <w:t>ip</w:t>
-      </w:r>
-      <w:proofErr w:type="spellEnd"/>
-      <w:r>
-        <w:t xml:space="preserve"> address 192.168.1.1 255.255.255.0 </w:t>
+        <w:t>GigabitEthernet0/0</w:t>
+      </w:r>
+      <w:r>
+        <w:t>/0</w:t>
+      </w:r>
+      <w:r>
+        <w:t xml:space="preserve"> ip address 192.168.1.1 255.255.255.0 </w:t>
       </w:r>
     </w:p>
     <w:p>
@@ -392,7 +391,13 @@
         <w:spacing w:before="240" w:line="120" w:lineRule="auto"/>
       </w:pPr>
       <w:r>
-        <w:t xml:space="preserve"> interface GigabitEthernet0/0/1</w:t>
+        <w:t xml:space="preserve"> interface GigabitEthernet0</w:t>
+      </w:r>
+      <w:r>
+        <w:t>/0</w:t>
+      </w:r>
+      <w:r>
+        <w:t>/1</w:t>
       </w:r>
     </w:p>
     <w:p>
@@ -400,15 +405,7 @@
         <w:spacing w:before="240" w:line="120" w:lineRule="auto"/>
       </w:pPr>
       <w:r>
-        <w:t xml:space="preserve"> </w:t>
-      </w:r>
-      <w:proofErr w:type="spellStart"/>
-      <w:r>
-        <w:t>ip</w:t>
-      </w:r>
-      <w:proofErr w:type="spellEnd"/>
-      <w:r>
-        <w:t xml:space="preserve"> address 192.168.2.1 255.255.255.0 </w:t>
+        <w:t xml:space="preserve"> ip address 192.168.2.1 255.255.255.0 </w:t>
       </w:r>
     </w:p>
     <w:p>
@@ -448,13 +445,7 @@
         <w:spacing w:before="240" w:line="120" w:lineRule="auto"/>
       </w:pPr>
       <w:r>
-        <w:t>(Running the commands was confusing for me</w:t>
-      </w:r>
-      <w:r>
-        <w:t>,</w:t>
-      </w:r>
-      <w:r>
-        <w:t xml:space="preserve"> so I did use AI to help me</w:t>
+        <w:t>(Running the commands was confusing for me so I did use AI to help me</w:t>
       </w:r>
       <w:r>
         <w:t xml:space="preserve"> configure the</w:t>
@@ -540,7 +531,7 @@
           <w:kern w:val="0"/>
           <w14:ligatures w14:val="none"/>
         </w:rPr>
-        <w:t xml:space="preserve"> is an IP address configured </w:t>
+        <w:t xml:space="preserve"> </w:t>
       </w:r>
       <w:r>
         <w:rPr>
@@ -549,7 +540,7 @@
           <w:kern w:val="0"/>
           <w14:ligatures w14:val="none"/>
         </w:rPr>
-        <w:t>o</w:t>
+        <w:t xml:space="preserve">is </w:t>
       </w:r>
       <w:r>
         <w:rPr>
@@ -558,7 +549,7 @@
           <w:kern w:val="0"/>
           <w14:ligatures w14:val="none"/>
         </w:rPr>
-        <w:t>n the router. When a computer wants data that is outside of the local network, it sends that information to the router</w:t>
+        <w:t>configured in the router</w:t>
       </w:r>
       <w:r>
         <w:rPr>
@@ -567,62 +558,23 @@
           <w:kern w:val="0"/>
           <w14:ligatures w14:val="none"/>
         </w:rPr>
-        <w:t>. T</w:t>
-      </w:r>
-      <w:r>
+        <w:t>, information being s</w:t>
+      </w:r>
+    </w:p>
+    <w:p>
+      <w:pPr>
+        <w:numPr>
+          <w:ilvl w:val="0"/>
+          <w:numId w:val="3"/>
+        </w:numPr>
+        <w:spacing w:before="100" w:beforeAutospacing="1" w:after="100" w:afterAutospacing="1" w:line="240" w:lineRule="auto"/>
+        <w:ind w:left="1095"/>
         <w:rPr>
           <w:rFonts w:ascii="Arial" w:eastAsia="Times New Roman" w:hAnsi="Arial" w:cs="Arial"/>
           <w:color w:val="444444"/>
           <w:kern w:val="0"/>
           <w14:ligatures w14:val="none"/>
         </w:rPr>
-        <w:t>he router then retrieves th</w:t>
-      </w:r>
-      <w:r>
-        <w:rPr>
-          <w:rFonts w:ascii="Arial" w:eastAsia="Times New Roman" w:hAnsi="Arial" w:cs="Arial"/>
-          <w:color w:val="444444"/>
-          <w:kern w:val="0"/>
-          <w14:ligatures w14:val="none"/>
-        </w:rPr>
-        <w:t>e</w:t>
-      </w:r>
-      <w:r>
-        <w:rPr>
-          <w:rFonts w:ascii="Arial" w:eastAsia="Times New Roman" w:hAnsi="Arial" w:cs="Arial"/>
-          <w:color w:val="444444"/>
-          <w:kern w:val="0"/>
-          <w14:ligatures w14:val="none"/>
-        </w:rPr>
-        <w:t xml:space="preserve"> data and sends it back to the requesting </w:t>
-      </w:r>
-      <w:r>
-        <w:rPr>
-          <w:rFonts w:ascii="Arial" w:eastAsia="Times New Roman" w:hAnsi="Arial" w:cs="Arial"/>
-          <w:color w:val="444444"/>
-          <w:kern w:val="0"/>
-          <w14:ligatures w14:val="none"/>
-        </w:rPr>
-        <w:t>device</w:t>
-      </w:r>
-      <w:r>
-        <w:rPr>
-          <w:rFonts w:ascii="Arial" w:eastAsia="Times New Roman" w:hAnsi="Arial" w:cs="Arial"/>
-          <w:color w:val="444444"/>
-          <w:kern w:val="0"/>
-          <w14:ligatures w14:val="none"/>
-        </w:rPr>
-        <w:t>.</w:t>
-      </w:r>
-    </w:p>
-    <w:p>
-      <w:pPr>
-        <w:numPr>
-          <w:ilvl w:val="0"/>
-          <w:numId w:val="3"/>
-        </w:numPr>
-        <w:spacing w:before="100" w:beforeAutospacing="1" w:after="100" w:afterAutospacing="1" w:line="240" w:lineRule="auto"/>
-        <w:ind w:left="1095"/>
       </w:pPr>
       <w:r>
         <w:rPr>
@@ -634,333 +586,7 @@
         <w:t>Why was it required for your PCs to communicate with another network?</w:t>
       </w:r>
     </w:p>
-    <w:p>
-      <w:pPr>
-        <w:spacing w:before="100" w:beforeAutospacing="1" w:after="100" w:afterAutospacing="1" w:line="240" w:lineRule="auto"/>
-        <w:rPr>
-          <w:rFonts w:ascii="Arial" w:eastAsia="Times New Roman" w:hAnsi="Arial" w:cs="Arial"/>
-          <w:color w:val="444444"/>
-          <w:kern w:val="0"/>
-          <w14:ligatures w14:val="none"/>
-        </w:rPr>
-      </w:pPr>
-      <w:r>
-        <w:rPr>
-          <w:rFonts w:ascii="Arial" w:eastAsia="Times New Roman" w:hAnsi="Arial" w:cs="Arial"/>
-          <w:color w:val="444444"/>
-          <w:kern w:val="0"/>
-          <w14:ligatures w14:val="none"/>
-        </w:rPr>
-        <w:t>The default gateway was</w:t>
-      </w:r>
-      <w:r>
-        <w:rPr>
-          <w:rFonts w:ascii="Arial" w:eastAsia="Times New Roman" w:hAnsi="Arial" w:cs="Arial"/>
-          <w:color w:val="444444"/>
-          <w:kern w:val="0"/>
-          <w14:ligatures w14:val="none"/>
-        </w:rPr>
-        <w:t xml:space="preserve"> needed because the devices can’t communicate directly with each other since they are on different networks. The router retrieves the data that the original device requested. </w:t>
-      </w:r>
-    </w:p>
-    <w:p>
-      <w:pPr>
-        <w:spacing w:before="100" w:beforeAutospacing="1" w:after="100" w:afterAutospacing="1" w:line="240" w:lineRule="auto"/>
-        <w:rPr>
-          <w:rFonts w:ascii="Arial" w:eastAsia="Times New Roman" w:hAnsi="Arial" w:cs="Arial"/>
-          <w:color w:val="444444"/>
-          <w:kern w:val="0"/>
-          <w14:ligatures w14:val="none"/>
-        </w:rPr>
-      </w:pPr>
-    </w:p>
-    <w:p>
-      <w:pPr>
-        <w:numPr>
-          <w:ilvl w:val="0"/>
-          <w:numId w:val="4"/>
-        </w:numPr>
-        <w:spacing w:before="100" w:beforeAutospacing="1" w:after="100" w:afterAutospacing="1" w:line="240" w:lineRule="auto"/>
-        <w:ind w:left="1095"/>
-        <w:rPr>
-          <w:rFonts w:ascii="Arial" w:eastAsia="Times New Roman" w:hAnsi="Arial" w:cs="Arial"/>
-          <w:color w:val="333333"/>
-          <w:kern w:val="0"/>
-          <w14:ligatures w14:val="none"/>
-        </w:rPr>
-      </w:pPr>
-      <w:r>
-        <w:rPr>
-          <w:rFonts w:ascii="Arial" w:eastAsia="Times New Roman" w:hAnsi="Arial" w:cs="Arial"/>
-          <w:color w:val="333333"/>
-          <w:kern w:val="0"/>
-          <w14:ligatures w14:val="none"/>
-        </w:rPr>
-        <w:t>What problem did you run into?</w:t>
-      </w:r>
-    </w:p>
-    <w:p>
-      <w:pPr>
-        <w:spacing w:before="100" w:beforeAutospacing="1" w:after="100" w:afterAutospacing="1" w:line="240" w:lineRule="auto"/>
-        <w:rPr>
-          <w:rFonts w:ascii="Arial" w:eastAsia="Times New Roman" w:hAnsi="Arial" w:cs="Arial"/>
-          <w:color w:val="333333"/>
-          <w:kern w:val="0"/>
-          <w14:ligatures w14:val="none"/>
-        </w:rPr>
-      </w:pPr>
-      <w:r>
-        <w:rPr>
-          <w:rFonts w:ascii="Arial" w:eastAsia="Times New Roman" w:hAnsi="Arial" w:cs="Arial"/>
-          <w:color w:val="333333"/>
-          <w:kern w:val="0"/>
-          <w14:ligatures w14:val="none"/>
-        </w:rPr>
-        <w:t xml:space="preserve">A problem that I ran into, I swapped the default gateways and the ports the cables were plugged into. </w:t>
-      </w:r>
-      <w:proofErr w:type="gramStart"/>
-      <w:r>
-        <w:rPr>
-          <w:rFonts w:ascii="Arial" w:eastAsia="Times New Roman" w:hAnsi="Arial" w:cs="Arial"/>
-          <w:color w:val="333333"/>
-          <w:kern w:val="0"/>
-          <w14:ligatures w14:val="none"/>
-        </w:rPr>
-        <w:t>So</w:t>
-      </w:r>
-      <w:proofErr w:type="gramEnd"/>
-      <w:r>
-        <w:rPr>
-          <w:rFonts w:ascii="Arial" w:eastAsia="Times New Roman" w:hAnsi="Arial" w:cs="Arial"/>
-          <w:color w:val="333333"/>
-          <w:kern w:val="0"/>
-          <w14:ligatures w14:val="none"/>
-        </w:rPr>
-        <w:t xml:space="preserve"> I had no idea what was wrong with it and why it wasn’t working.</w:t>
-      </w:r>
-    </w:p>
-    <w:p>
-      <w:pPr>
-        <w:numPr>
-          <w:ilvl w:val="0"/>
-          <w:numId w:val="4"/>
-        </w:numPr>
-        <w:spacing w:before="100" w:beforeAutospacing="1" w:after="100" w:afterAutospacing="1" w:line="240" w:lineRule="auto"/>
-        <w:ind w:left="1095"/>
-        <w:rPr>
-          <w:rFonts w:ascii="Arial" w:eastAsia="Times New Roman" w:hAnsi="Arial" w:cs="Arial"/>
-          <w:color w:val="333333"/>
-          <w:kern w:val="0"/>
-          <w14:ligatures w14:val="none"/>
-        </w:rPr>
-      </w:pPr>
-      <w:r>
-        <w:rPr>
-          <w:rFonts w:ascii="Arial" w:eastAsia="Times New Roman" w:hAnsi="Arial" w:cs="Arial"/>
-          <w:color w:val="333333"/>
-          <w:kern w:val="0"/>
-          <w14:ligatures w14:val="none"/>
-        </w:rPr>
-        <w:t>How did you fix it?</w:t>
-      </w:r>
-    </w:p>
-    <w:p>
-      <w:pPr>
-        <w:spacing w:before="100" w:beforeAutospacing="1" w:after="100" w:afterAutospacing="1" w:line="240" w:lineRule="auto"/>
-        <w:rPr>
-          <w:rFonts w:ascii="Arial" w:eastAsia="Times New Roman" w:hAnsi="Arial" w:cs="Arial"/>
-          <w:color w:val="333333"/>
-          <w:kern w:val="0"/>
-          <w14:ligatures w14:val="none"/>
-        </w:rPr>
-      </w:pPr>
-      <w:r>
-        <w:rPr>
-          <w:rFonts w:ascii="Arial" w:eastAsia="Times New Roman" w:hAnsi="Arial" w:cs="Arial"/>
-          <w:color w:val="333333"/>
-          <w:kern w:val="0"/>
-          <w14:ligatures w14:val="none"/>
-        </w:rPr>
-        <w:t>I resorted to AI to help me figure it out. It had me run a handful of commands in the command prompts on the computers, switches, and the router. Eve</w:t>
-      </w:r>
-      <w:r>
-        <w:rPr>
-          <w:rFonts w:ascii="Arial" w:eastAsia="Times New Roman" w:hAnsi="Arial" w:cs="Arial"/>
-          <w:color w:val="333333"/>
-          <w:kern w:val="0"/>
-          <w14:ligatures w14:val="none"/>
-        </w:rPr>
-        <w:t>ntually,</w:t>
-      </w:r>
-      <w:r>
-        <w:rPr>
-          <w:rFonts w:ascii="Arial" w:eastAsia="Times New Roman" w:hAnsi="Arial" w:cs="Arial"/>
-          <w:color w:val="333333"/>
-          <w:kern w:val="0"/>
-          <w14:ligatures w14:val="none"/>
-        </w:rPr>
-        <w:t xml:space="preserve"> the output the command prompt gave </w:t>
-      </w:r>
-      <w:r>
-        <w:rPr>
-          <w:rFonts w:ascii="Arial" w:eastAsia="Times New Roman" w:hAnsi="Arial" w:cs="Arial"/>
-          <w:color w:val="333333"/>
-          <w:kern w:val="0"/>
-          <w14:ligatures w14:val="none"/>
-        </w:rPr>
-        <w:t xml:space="preserve">me into AI. Eventually, AI figured out that the wires just needed to be switched and then everything would work. </w:t>
-      </w:r>
-      <w:proofErr w:type="gramStart"/>
-      <w:r>
-        <w:rPr>
-          <w:rFonts w:ascii="Arial" w:eastAsia="Times New Roman" w:hAnsi="Arial" w:cs="Arial"/>
-          <w:color w:val="333333"/>
-          <w:kern w:val="0"/>
-          <w14:ligatures w14:val="none"/>
-        </w:rPr>
-        <w:t>So</w:t>
-      </w:r>
-      <w:proofErr w:type="gramEnd"/>
-      <w:r>
-        <w:rPr>
-          <w:rFonts w:ascii="Arial" w:eastAsia="Times New Roman" w:hAnsi="Arial" w:cs="Arial"/>
-          <w:color w:val="333333"/>
-          <w:kern w:val="0"/>
-          <w14:ligatures w14:val="none"/>
-        </w:rPr>
-        <w:t xml:space="preserve"> I swapped which ports the wires were plugged into, and the network started working.</w:t>
-      </w:r>
-    </w:p>
-    <w:p>
-      <w:pPr>
-        <w:numPr>
-          <w:ilvl w:val="0"/>
-          <w:numId w:val="4"/>
-        </w:numPr>
-        <w:spacing w:before="100" w:beforeAutospacing="1" w:after="100" w:afterAutospacing="1" w:line="240" w:lineRule="auto"/>
-        <w:ind w:left="1095"/>
-        <w:rPr>
-          <w:rFonts w:ascii="Arial" w:eastAsia="Times New Roman" w:hAnsi="Arial" w:cs="Arial"/>
-          <w:color w:val="333333"/>
-          <w:kern w:val="0"/>
-          <w14:ligatures w14:val="none"/>
-        </w:rPr>
-      </w:pPr>
-      <w:r>
-        <w:rPr>
-          <w:rFonts w:ascii="Arial" w:eastAsia="Times New Roman" w:hAnsi="Arial" w:cs="Arial"/>
-          <w:color w:val="333333"/>
-          <w:kern w:val="0"/>
-          <w14:ligatures w14:val="none"/>
-        </w:rPr>
-        <w:t>What part was the most confusing?</w:t>
-      </w:r>
-    </w:p>
-    <w:p>
-      <w:pPr>
-        <w:spacing w:before="100" w:beforeAutospacing="1" w:after="100" w:afterAutospacing="1" w:line="240" w:lineRule="auto"/>
-        <w:rPr>
-          <w:rFonts w:ascii="Arial" w:eastAsia="Times New Roman" w:hAnsi="Arial" w:cs="Arial"/>
-          <w:color w:val="333333"/>
-          <w:kern w:val="0"/>
-          <w14:ligatures w14:val="none"/>
-        </w:rPr>
-      </w:pPr>
-      <w:r>
-        <w:rPr>
-          <w:rFonts w:ascii="Arial" w:eastAsia="Times New Roman" w:hAnsi="Arial" w:cs="Arial"/>
-          <w:color w:val="333333"/>
-          <w:kern w:val="0"/>
-          <w14:ligatures w14:val="none"/>
-        </w:rPr>
-        <w:t xml:space="preserve">Learning how to use Cisco was </w:t>
-      </w:r>
-      <w:proofErr w:type="gramStart"/>
-      <w:r>
-        <w:rPr>
-          <w:rFonts w:ascii="Arial" w:eastAsia="Times New Roman" w:hAnsi="Arial" w:cs="Arial"/>
-          <w:color w:val="333333"/>
-          <w:kern w:val="0"/>
-          <w14:ligatures w14:val="none"/>
-        </w:rPr>
-        <w:t>pretty confusing</w:t>
-      </w:r>
-      <w:proofErr w:type="gramEnd"/>
-      <w:r>
-        <w:rPr>
-          <w:rFonts w:ascii="Arial" w:eastAsia="Times New Roman" w:hAnsi="Arial" w:cs="Arial"/>
-          <w:color w:val="333333"/>
-          <w:kern w:val="0"/>
-          <w14:ligatures w14:val="none"/>
-        </w:rPr>
-        <w:t xml:space="preserve"> for me. But configuring the router with the IP addresses was confusing because I didn’t know what prompts I needed to input into the router to configure it, which is when I resorted to AI to help me.</w:t>
-      </w:r>
-    </w:p>
-    <w:p>
-      <w:pPr>
-        <w:spacing w:before="100" w:beforeAutospacing="1" w:after="100" w:afterAutospacing="1" w:line="240" w:lineRule="auto"/>
-        <w:rPr>
-          <w:rFonts w:ascii="Arial" w:eastAsia="Times New Roman" w:hAnsi="Arial" w:cs="Arial"/>
-          <w:color w:val="333333"/>
-          <w:kern w:val="0"/>
-          <w14:ligatures w14:val="none"/>
-        </w:rPr>
-      </w:pPr>
-    </w:p>
-    <w:p>
-      <w:pPr>
-        <w:spacing w:before="100" w:beforeAutospacing="1" w:after="100" w:afterAutospacing="1" w:line="240" w:lineRule="auto"/>
-        <w:rPr>
-          <w:rFonts w:ascii="Arial" w:eastAsia="Times New Roman" w:hAnsi="Arial" w:cs="Arial"/>
-          <w:color w:val="333333"/>
-          <w:kern w:val="0"/>
-          <w14:ligatures w14:val="none"/>
-        </w:rPr>
-      </w:pPr>
-      <w:r>
-        <w:rPr>
-          <w:rFonts w:ascii="Arial" w:eastAsia="Times New Roman" w:hAnsi="Arial" w:cs="Arial"/>
-          <w:color w:val="333333"/>
-          <w:kern w:val="0"/>
-          <w14:ligatures w14:val="none"/>
-        </w:rPr>
-        <w:t xml:space="preserve">I learned a lot from the assignment. It was nice to </w:t>
-      </w:r>
-      <w:proofErr w:type="gramStart"/>
-      <w:r>
-        <w:rPr>
-          <w:rFonts w:ascii="Arial" w:eastAsia="Times New Roman" w:hAnsi="Arial" w:cs="Arial"/>
-          <w:color w:val="333333"/>
-          <w:kern w:val="0"/>
-          <w14:ligatures w14:val="none"/>
-        </w:rPr>
-        <w:t>actually apply</w:t>
-      </w:r>
-      <w:proofErr w:type="gramEnd"/>
-      <w:r>
-        <w:rPr>
-          <w:rFonts w:ascii="Arial" w:eastAsia="Times New Roman" w:hAnsi="Arial" w:cs="Arial"/>
-          <w:color w:val="333333"/>
-          <w:kern w:val="0"/>
-          <w14:ligatures w14:val="none"/>
-        </w:rPr>
-        <w:t xml:space="preserve"> what I’ve been learning from these assignments. And also being able to set up a</w:t>
-      </w:r>
-      <w:r>
-        <w:rPr>
-          <w:rFonts w:ascii="Arial" w:eastAsia="Times New Roman" w:hAnsi="Arial" w:cs="Arial"/>
-          <w:color w:val="333333"/>
-          <w:kern w:val="0"/>
-          <w14:ligatures w14:val="none"/>
-        </w:rPr>
-        <w:t>n actual network is nice.</w:t>
-      </w:r>
-    </w:p>
-    <w:p>
-      <w:pPr>
-        <w:spacing w:before="100" w:beforeAutospacing="1" w:after="100" w:afterAutospacing="1" w:line="240" w:lineRule="auto"/>
-      </w:pPr>
-    </w:p>
+    <w:p/>
     <w:sectPr>
       <w:pgSz w:w="12240" w:h="15840"/>
       <w:pgMar w:top="1440" w:right="1440" w:bottom="1440" w:left="1440" w:header="720" w:footer="720" w:gutter="0"/>
@@ -972,7 +598,7 @@
 </file>
 
 <file path=word/numbering.xml><?xml version="1.0" encoding="utf-8"?>
-<w:numbering xmlns:wpc="http://schemas.microsoft.com/office/word/2010/wordprocessingCanvas" xmlns:cx="http://schemas.microsoft.com/office/drawing/2014/chartex" xmlns:cx1="http://schemas.microsoft.com/office/drawing/2015/9/8/chartex" xmlns:cx2="http://schemas.microsoft.com/office/drawing/2015/10/21/chartex" xmlns:cx3="http://schemas.microsoft.com/office/drawing/2016/5/9/chartex" xmlns:cx4="http://schemas.microsoft.com/office/drawing/2016/5/10/chartex" xmlns:cx5="http://schemas.microsoft.com/office/drawing/2016/5/11/chartex" xmlns:cx6="http://schemas.microsoft.com/office/drawing/2016/5/12/chartex" xmlns:cx7="http://schemas.microsoft.com/office/drawing/2016/5/13/chartex" xmlns:cx8="http://schemas.microsoft.com/office/drawing/2016/5/14/chartex" xmlns:mc="http://schemas.openxmlformats.org/markup-compatibility/2006" xmlns:m="http://schemas.openxmlformats.org/officeDocument/2006/math" xmlns:aink="http://schemas.microsoft.com/office/drawing/2016/ink" xmlns:am3d="http://schemas.microsoft.com/office/drawing/2017/model3d" xmlns:oel="http://schemas.microsoft.com/office/2019/extlst" xmlns:r="http://schemas.openxmlformats.org/officeDocument/2006/relationships" xmlns:wp14="http://schemas.microsoft.com/office/word/2010/wordprocessingDrawing" xmlns:wp="http://schemas.openxmlformats.org/drawingml/2006/wordprocessingDrawing" xmlns:wpg="http://schemas.microsoft.com/office/word/2010/wordprocessingGroup" xmlns:wpi="http://schemas.microsoft.com/office/word/2010/wordprocessingInk" xmlns:wps="http://schemas.microsoft.com/office/word/2010/wordprocessingShape" xmlns:o="urn:schemas-microsoft-com:office:office" xmlns:v="urn:schemas-microsoft-com:vml" xmlns:w10="urn:schemas-microsoft-com:office:word" xmlns:w="http://schemas.openxmlformats.org/wordprocessingml/2006/main" xmlns:w14="http://schemas.microsoft.com/office/word/2010/wordml" xmlns:w15="http://schemas.microsoft.com/office/word/2012/wordml" xmlns:w16cex="http://schemas.microsoft.com/office/word/2018/wordml/cex" xmlns:w16cid="http://schemas.microsoft.com/office/word/2016/wordml/cid" xmlns:w16="http://schemas.microsoft.com/office/word/2018/wordml" xmlns:w16sdtdh="http://schemas.microsoft.com/office/word/2020/wordml/sdtdatahash" xmlns:w16sdtfl="http://schemas.microsoft.com/office/word/2024/wordml/sdtformatlock" xmlns:w16se="http://schemas.microsoft.com/office/word/2015/wordml/symex" xmlns:w16du="http://schemas.microsoft.com/office/word/2023/wordml/word16du" xmlns:wne="http://schemas.microsoft.com/office/word/2006/wordml" mc:Ignorable="w14 w15 w16se w16cid w16 w16cex w16sdtdh w16sdtfl w16du wp14">
+<w:numbering xmlns:wpc="http://schemas.microsoft.com/office/word/2010/wordprocessingCanvas" xmlns:cx="http://schemas.microsoft.com/office/drawing/2014/chartex" xmlns:cx1="http://schemas.microsoft.com/office/drawing/2015/9/8/chartex" xmlns:cx2="http://schemas.microsoft.com/office/drawing/2015/10/21/chartex" xmlns:cx3="http://schemas.microsoft.com/office/drawing/2016/5/9/chartex" xmlns:cx4="http://schemas.microsoft.com/office/drawing/2016/5/10/chartex" xmlns:cx5="http://schemas.microsoft.com/office/drawing/2016/5/11/chartex" xmlns:cx6="http://schemas.microsoft.com/office/drawing/2016/5/12/chartex" xmlns:cx7="http://schemas.microsoft.com/office/drawing/2016/5/13/chartex" xmlns:cx8="http://schemas.microsoft.com/office/drawing/2016/5/14/chartex" xmlns:mc="http://schemas.openxmlformats.org/markup-compatibility/2006" xmlns:aink="http://schemas.microsoft.com/office/drawing/2016/ink" xmlns:am3d="http://schemas.microsoft.com/office/drawing/2017/model3d" xmlns:o="urn:schemas-microsoft-com:office:office" xmlns:oel="http://schemas.microsoft.com/office/2019/extlst" xmlns:r="http://schemas.openxmlformats.org/officeDocument/2006/relationships" xmlns:m="http://schemas.openxmlformats.org/officeDocument/2006/math" xmlns:v="urn:schemas-microsoft-com:vml" xmlns:wp14="http://schemas.microsoft.com/office/word/2010/wordprocessingDrawing" xmlns:wp="http://schemas.openxmlformats.org/drawingml/2006/wordprocessingDrawing" xmlns:w10="urn:schemas-microsoft-com:office:word" xmlns:w="http://schemas.openxmlformats.org/wordprocessingml/2006/main" xmlns:w14="http://schemas.microsoft.com/office/word/2010/wordml" xmlns:w15="http://schemas.microsoft.com/office/word/2012/wordml" xmlns:w16cex="http://schemas.microsoft.com/office/word/2018/wordml/cex" xmlns:w16cid="http://schemas.microsoft.com/office/word/2016/wordml/cid" xmlns:w16="http://schemas.microsoft.com/office/word/2018/wordml" xmlns:w16du="http://schemas.microsoft.com/office/word/2023/wordml/word16du" xmlns:w16sdtdh="http://schemas.microsoft.com/office/word/2020/wordml/sdtdatahash" xmlns:w16sdtfl="http://schemas.microsoft.com/office/word/2024/wordml/sdtformatlock" xmlns:w16se="http://schemas.microsoft.com/office/word/2015/wordml/symex" xmlns:wpg="http://schemas.microsoft.com/office/word/2010/wordprocessingGroup" xmlns:wpi="http://schemas.microsoft.com/office/word/2010/wordprocessingInk" xmlns:wne="http://schemas.microsoft.com/office/word/2006/wordml" xmlns:wps="http://schemas.microsoft.com/office/word/2010/wordprocessingShape" mc:Ignorable="w14 w15 w16se w16cid w16 w16cex w16sdtdh w16sdtfl w16du wp14">
   <w:abstractNum w:abstractNumId="0" w15:restartNumberingAfterBreak="0">
     <w:nsid w:val="13501CD3"/>
     <w:multiLevelType w:val="multilevel"/>
@@ -1200,119 +826,6 @@
     </w:lvl>
   </w:abstractNum>
   <w:abstractNum w:abstractNumId="2" w15:restartNumberingAfterBreak="0">
-    <w:nsid w:val="3F7D5DAC"/>
-    <w:multiLevelType w:val="multilevel"/>
-    <w:tmpl w:val="D97AB5D2"/>
-    <w:lvl w:ilvl="0">
-      <w:start w:val="1"/>
-      <w:numFmt w:val="decimal"/>
-      <w:lvlText w:val="%1."/>
-      <w:lvlJc w:val="left"/>
-      <w:pPr>
-        <w:tabs>
-          <w:tab w:val="num" w:pos="720"/>
-        </w:tabs>
-        <w:ind w:left="720" w:hanging="360"/>
-      </w:pPr>
-    </w:lvl>
-    <w:lvl w:ilvl="1" w:tentative="1">
-      <w:start w:val="1"/>
-      <w:numFmt w:val="decimal"/>
-      <w:lvlText w:val="%2."/>
-      <w:lvlJc w:val="left"/>
-      <w:pPr>
-        <w:tabs>
-          <w:tab w:val="num" w:pos="1440"/>
-        </w:tabs>
-        <w:ind w:left="1440" w:hanging="360"/>
-      </w:pPr>
-    </w:lvl>
-    <w:lvl w:ilvl="2" w:tentative="1">
-      <w:start w:val="1"/>
-      <w:numFmt w:val="decimal"/>
-      <w:lvlText w:val="%3."/>
-      <w:lvlJc w:val="left"/>
-      <w:pPr>
-        <w:tabs>
-          <w:tab w:val="num" w:pos="2160"/>
-        </w:tabs>
-        <w:ind w:left="2160" w:hanging="360"/>
-      </w:pPr>
-    </w:lvl>
-    <w:lvl w:ilvl="3" w:tentative="1">
-      <w:start w:val="1"/>
-      <w:numFmt w:val="decimal"/>
-      <w:lvlText w:val="%4."/>
-      <w:lvlJc w:val="left"/>
-      <w:pPr>
-        <w:tabs>
-          <w:tab w:val="num" w:pos="2880"/>
-        </w:tabs>
-        <w:ind w:left="2880" w:hanging="360"/>
-      </w:pPr>
-    </w:lvl>
-    <w:lvl w:ilvl="4" w:tentative="1">
-      <w:start w:val="1"/>
-      <w:numFmt w:val="decimal"/>
-      <w:lvlText w:val="%5."/>
-      <w:lvlJc w:val="left"/>
-      <w:pPr>
-        <w:tabs>
-          <w:tab w:val="num" w:pos="3600"/>
-        </w:tabs>
-        <w:ind w:left="3600" w:hanging="360"/>
-      </w:pPr>
-    </w:lvl>
-    <w:lvl w:ilvl="5" w:tentative="1">
-      <w:start w:val="1"/>
-      <w:numFmt w:val="decimal"/>
-      <w:lvlText w:val="%6."/>
-      <w:lvlJc w:val="left"/>
-      <w:pPr>
-        <w:tabs>
-          <w:tab w:val="num" w:pos="4320"/>
-        </w:tabs>
-        <w:ind w:left="4320" w:hanging="360"/>
-      </w:pPr>
-    </w:lvl>
-    <w:lvl w:ilvl="6" w:tentative="1">
-      <w:start w:val="1"/>
-      <w:numFmt w:val="decimal"/>
-      <w:lvlText w:val="%7."/>
-      <w:lvlJc w:val="left"/>
-      <w:pPr>
-        <w:tabs>
-          <w:tab w:val="num" w:pos="5040"/>
-        </w:tabs>
-        <w:ind w:left="5040" w:hanging="360"/>
-      </w:pPr>
-    </w:lvl>
-    <w:lvl w:ilvl="7" w:tentative="1">
-      <w:start w:val="1"/>
-      <w:numFmt w:val="decimal"/>
-      <w:lvlText w:val="%8."/>
-      <w:lvlJc w:val="left"/>
-      <w:pPr>
-        <w:tabs>
-          <w:tab w:val="num" w:pos="5760"/>
-        </w:tabs>
-        <w:ind w:left="5760" w:hanging="360"/>
-      </w:pPr>
-    </w:lvl>
-    <w:lvl w:ilvl="8" w:tentative="1">
-      <w:start w:val="1"/>
-      <w:numFmt w:val="decimal"/>
-      <w:lvlText w:val="%9."/>
-      <w:lvlJc w:val="left"/>
-      <w:pPr>
-        <w:tabs>
-          <w:tab w:val="num" w:pos="6480"/>
-        </w:tabs>
-        <w:ind w:left="6480" w:hanging="360"/>
-      </w:pPr>
-    </w:lvl>
-  </w:abstractNum>
-  <w:abstractNum w:abstractNumId="3" w15:restartNumberingAfterBreak="0">
     <w:nsid w:val="47973C85"/>
     <w:multiLevelType w:val="multilevel"/>
     <w:tmpl w:val="EB44128E"/>
@@ -1432,16 +945,13 @@
     <w:abstractNumId w:val="1"/>
   </w:num>
   <w:num w:numId="3" w16cid:durableId="331567529">
-    <w:abstractNumId w:val="3"/>
-  </w:num>
-  <w:num w:numId="4" w16cid:durableId="1565487067">
     <w:abstractNumId w:val="2"/>
   </w:num>
 </w:numbering>
 </file>
 
 <file path=word/styles.xml><?xml version="1.0" encoding="utf-8"?>
-<w:styles xmlns:mc="http://schemas.openxmlformats.org/markup-compatibility/2006" xmlns:r="http://schemas.openxmlformats.org/officeDocument/2006/relationships" xmlns:w="http://schemas.openxmlformats.org/wordprocessingml/2006/main" xmlns:w14="http://schemas.microsoft.com/office/word/2010/wordml" xmlns:w15="http://schemas.microsoft.com/office/word/2012/wordml" xmlns:w16cex="http://schemas.microsoft.com/office/word/2018/wordml/cex" xmlns:w16cid="http://schemas.microsoft.com/office/word/2016/wordml/cid" xmlns:w16="http://schemas.microsoft.com/office/word/2018/wordml" xmlns:w16sdtdh="http://schemas.microsoft.com/office/word/2020/wordml/sdtdatahash" xmlns:w16sdtfl="http://schemas.microsoft.com/office/word/2024/wordml/sdtformatlock" xmlns:w16se="http://schemas.microsoft.com/office/word/2015/wordml/symex" xmlns:w16du="http://schemas.microsoft.com/office/word/2023/wordml/word16du" mc:Ignorable="w14 w15 w16se w16cid w16 w16cex w16sdtdh w16sdtfl w16du">
+<w:styles xmlns:mc="http://schemas.openxmlformats.org/markup-compatibility/2006" xmlns:r="http://schemas.openxmlformats.org/officeDocument/2006/relationships" xmlns:w="http://schemas.openxmlformats.org/wordprocessingml/2006/main" xmlns:w14="http://schemas.microsoft.com/office/word/2010/wordml" xmlns:w15="http://schemas.microsoft.com/office/word/2012/wordml" xmlns:w16cex="http://schemas.microsoft.com/office/word/2018/wordml/cex" xmlns:w16cid="http://schemas.microsoft.com/office/word/2016/wordml/cid" xmlns:w16="http://schemas.microsoft.com/office/word/2018/wordml" xmlns:w16du="http://schemas.microsoft.com/office/word/2023/wordml/word16du" xmlns:w16sdtdh="http://schemas.microsoft.com/office/word/2020/wordml/sdtdatahash" xmlns:w16sdtfl="http://schemas.microsoft.com/office/word/2024/wordml/sdtformatlock" xmlns:w16se="http://schemas.microsoft.com/office/word/2015/wordml/symex" mc:Ignorable="w14 w15 w16se w16cid w16 w16cex w16sdtdh w16sdtfl w16du">
   <w:docDefaults>
     <w:rPrDefault>
       <w:rPr>
@@ -2043,7 +1553,6 @@
   <w:style w:type="character" w:default="1" w:styleId="DefaultParagraphFont">
     <w:name w:val="Default Paragraph Font"/>
     <w:uiPriority w:val="1"/>
-    <w:semiHidden/>
     <w:unhideWhenUsed/>
   </w:style>
   <w:style w:type="table" w:default="1" w:styleId="TableNormal">
